--- a/Toy_Instructions/Sound_Movement_Light/Weofferwhatyouwant_First_Guitar/Weofferwhatyouwant_First_Guitar_Maker_Guide.docx
+++ b/Toy_Instructions/Sound_Movement_Light/Weofferwhatyouwant_First_Guitar/Weofferwhatyouwant_First_Guitar_Maker_Guide.docx
@@ -249,6 +249,23 @@
               <w:t xml:space="preserve"> Capacitors (x2)</w:t>
             </w:r>
           </w:p>
+          <w:p/>
+          <w:p>
+            <w:r>
+              <w:t xml:space="preserve">Refer to the </w:t>
+            </w:r>
+            <w:hyperlink r:id="rId13" w:history="1">
+              <w:r>
+                <w:rPr>
+                  <w:rStyle w:val="Hyperlink"/>
+                </w:rPr>
+                <w:t>Tool and Component List</w:t>
+              </w:r>
+            </w:hyperlink>
+            <w:r>
+              <w:t xml:space="preserve"> for purchasing details.</w:t>
+            </w:r>
+          </w:p>
         </w:tc>
       </w:tr>
       <w:tr>
@@ -298,7 +315,7 @@
                           <pic:cNvPicPr/>
                         </pic:nvPicPr>
                         <pic:blipFill rotWithShape="1">
-                          <a:blip r:embed="rId13">
+                          <a:blip r:embed="rId14">
                             <a:extLst>
                               <a:ext uri="{28A0092B-C50C-407E-A947-70E740481C1C}">
                                 <a14:useLocalDpi xmlns:a14="http://schemas.microsoft.com/office/drawing/2010/main" val="0"/>
@@ -404,7 +421,7 @@
                           <pic:cNvPicPr/>
                         </pic:nvPicPr>
                         <pic:blipFill>
-                          <a:blip r:embed="rId14">
+                          <a:blip r:embed="rId15">
                             <a:extLst>
                               <a:ext uri="{28A0092B-C50C-407E-A947-70E740481C1C}">
                                 <a14:useLocalDpi xmlns:a14="http://schemas.microsoft.com/office/drawing/2010/main" val="0"/>
@@ -652,7 +669,7 @@
                           <pic:cNvPicPr/>
                         </pic:nvPicPr>
                         <pic:blipFill>
-                          <a:blip r:embed="rId15"/>
+                          <a:blip r:embed="rId16"/>
                           <a:stretch>
                             <a:fillRect/>
                           </a:stretch>
@@ -765,7 +782,7 @@
                           </pic:cNvPicPr>
                         </pic:nvPicPr>
                         <pic:blipFill>
-                          <a:blip r:embed="rId16" cstate="print">
+                          <a:blip r:embed="rId17" cstate="print">
                             <a:extLst>
                               <a:ext uri="{28A0092B-C50C-407E-A947-70E740481C1C}">
                                 <a14:useLocalDpi xmlns:a14="http://schemas.microsoft.com/office/drawing/2010/main" val="0"/>
@@ -971,7 +988,7 @@
                           <pic:cNvPicPr/>
                         </pic:nvPicPr>
                         <pic:blipFill>
-                          <a:blip r:embed="rId17">
+                          <a:blip r:embed="rId18">
                             <a:extLst>
                               <a:ext uri="{28A0092B-C50C-407E-A947-70E740481C1C}">
                                 <a14:useLocalDpi xmlns:a14="http://schemas.microsoft.com/office/drawing/2010/main" val="0"/>
@@ -1302,7 +1319,7 @@
                           <pic:cNvPicPr/>
                         </pic:nvPicPr>
                         <pic:blipFill rotWithShape="1">
-                          <a:blip r:embed="rId18"/>
+                          <a:blip r:embed="rId19"/>
                           <a:srcRect t="18281" b="15687"/>
                           <a:stretch/>
                         </pic:blipFill>
@@ -1427,7 +1444,7 @@
                           </pic:cNvPicPr>
                         </pic:nvPicPr>
                         <pic:blipFill>
-                          <a:blip r:embed="rId19" cstate="print">
+                          <a:blip r:embed="rId20" cstate="print">
                             <a:extLst>
                               <a:ext uri="{28A0092B-C50C-407E-A947-70E740481C1C}">
                                 <a14:useLocalDpi xmlns:a14="http://schemas.microsoft.com/office/drawing/2010/main" val="0"/>
@@ -1637,7 +1654,7 @@
                           <pic:cNvPicPr/>
                         </pic:nvPicPr>
                         <pic:blipFill rotWithShape="1">
-                          <a:blip r:embed="rId20" cstate="print">
+                          <a:blip r:embed="rId21" cstate="print">
                             <a:extLst>
                               <a:ext uri="{28A0092B-C50C-407E-A947-70E740481C1C}">
                                 <a14:useLocalDpi xmlns:a14="http://schemas.microsoft.com/office/drawing/2010/main" val="0"/>
@@ -2455,7 +2472,7 @@
                           <pic:cNvPicPr/>
                         </pic:nvPicPr>
                         <pic:blipFill rotWithShape="1">
-                          <a:blip r:embed="rId21" cstate="print">
+                          <a:blip r:embed="rId22" cstate="print">
                             <a:extLst>
                               <a:ext uri="{28A0092B-C50C-407E-A947-70E740481C1C}">
                                 <a14:useLocalDpi xmlns:a14="http://schemas.microsoft.com/office/drawing/2010/main" val="0"/>
@@ -2557,7 +2574,7 @@
                           <pic:cNvPicPr/>
                         </pic:nvPicPr>
                         <pic:blipFill>
-                          <a:blip r:embed="rId22">
+                          <a:blip r:embed="rId23">
                             <a:extLst>
                               <a:ext uri="{28A0092B-C50C-407E-A947-70E740481C1C}">
                                 <a14:useLocalDpi xmlns:a14="http://schemas.microsoft.com/office/drawing/2010/main" val="0"/>
@@ -2687,7 +2704,7 @@
                           </pic:cNvPicPr>
                         </pic:nvPicPr>
                         <pic:blipFill>
-                          <a:blip r:embed="rId23" cstate="print">
+                          <a:blip r:embed="rId24" cstate="print">
                             <a:extLst>
                               <a:ext uri="{28A0092B-C50C-407E-A947-70E740481C1C}">
                                 <a14:useLocalDpi xmlns:a14="http://schemas.microsoft.com/office/drawing/2010/main" val="0"/>
@@ -2798,7 +2815,7 @@
                           </pic:cNvPicPr>
                         </pic:nvPicPr>
                         <pic:blipFill>
-                          <a:blip r:embed="rId24" cstate="print">
+                          <a:blip r:embed="rId25" cstate="print">
                             <a:extLst>
                               <a:ext uri="{28A0092B-C50C-407E-A947-70E740481C1C}">
                                 <a14:useLocalDpi xmlns:a14="http://schemas.microsoft.com/office/drawing/2010/main" val="0"/>
@@ -2864,7 +2881,7 @@
                           </pic:cNvPicPr>
                         </pic:nvPicPr>
                         <pic:blipFill>
-                          <a:blip r:embed="rId25" cstate="print">
+                          <a:blip r:embed="rId26" cstate="print">
                             <a:extLst>
                               <a:ext uri="{28A0092B-C50C-407E-A947-70E740481C1C}">
                                 <a14:useLocalDpi xmlns:a14="http://schemas.microsoft.com/office/drawing/2010/main" val="0"/>
@@ -3098,7 +3115,7 @@
                           <pic:cNvPicPr/>
                         </pic:nvPicPr>
                         <pic:blipFill>
-                          <a:blip r:embed="rId15"/>
+                          <a:blip r:embed="rId16"/>
                           <a:stretch>
                             <a:fillRect/>
                           </a:stretch>
@@ -3134,8 +3151,8 @@
     </w:tbl>
     <w:p/>
     <w:sectPr>
-      <w:headerReference w:type="default" r:id="rId26"/>
-      <w:footerReference w:type="default" r:id="rId27"/>
+      <w:headerReference w:type="default" r:id="rId27"/>
+      <w:footerReference w:type="default" r:id="rId28"/>
       <w:pgSz w:w="12240" w:h="15840"/>
       <w:pgMar w:top="1440" w:right="1440" w:bottom="1440" w:left="1440" w:header="720" w:footer="708" w:gutter="0"/>
       <w:cols w:space="708"/>
@@ -6775,12 +6792,7 @@
 </file>
 
 <file path=customXml/item1.xml><?xml version="1.0" encoding="utf-8"?>
-<?mso-contentType ?>
-<FormTemplates xmlns="http://schemas.microsoft.com/sharepoint/v3/contenttype/forms">
-  <Display>DocumentLibraryForm</Display>
-  <Edit>DocumentLibraryForm</Edit>
-  <New>DocumentLibraryForm</New>
-</FormTemplates>
+<b:Sources xmlns:b="http://schemas.openxmlformats.org/officeDocument/2006/bibliography" xmlns="http://schemas.openxmlformats.org/officeDocument/2006/bibliography" SelectedStyle="\APASixthEditionOfficeOnline.xsl" StyleName="APA" Version="6"/>
 </file>
 
 <file path=customXml/item2.xml><?xml version="1.0" encoding="utf-8"?>
@@ -7039,7 +7051,12 @@
 </file>
 
 <file path=customXml/item3.xml><?xml version="1.0" encoding="utf-8"?>
-<b:Sources xmlns:b="http://schemas.openxmlformats.org/officeDocument/2006/bibliography" xmlns="http://schemas.openxmlformats.org/officeDocument/2006/bibliography" SelectedStyle="\APASixthEditionOfficeOnline.xsl" StyleName="APA" Version="6"/>
+<?mso-contentType ?>
+<FormTemplates xmlns="http://schemas.microsoft.com/sharepoint/v3/contenttype/forms">
+  <Display>DocumentLibraryForm</Display>
+  <Edit>DocumentLibraryForm</Edit>
+  <New>DocumentLibraryForm</New>
+</FormTemplates>
 </file>
 
 <file path=customXml/item4.xml><?xml version="1.0" encoding="utf-8"?>
@@ -7054,9 +7071,9 @@
 </file>
 
 <file path=customXml/itemProps1.xml><?xml version="1.0" encoding="utf-8"?>
-<ds:datastoreItem xmlns:ds="http://schemas.openxmlformats.org/officeDocument/2006/customXml" ds:itemID="{2585761D-1AE9-4796-83E7-A2FC381967AF}">
+<ds:datastoreItem xmlns:ds="http://schemas.openxmlformats.org/officeDocument/2006/customXml" ds:itemID="{C438ADBA-56D5-474C-BF2C-97C24DDF66BD}">
   <ds:schemaRefs>
-    <ds:schemaRef ds:uri="http://schemas.microsoft.com/sharepoint/v3/contenttype/forms"/>
+    <ds:schemaRef ds:uri="http://schemas.openxmlformats.org/officeDocument/2006/bibliography"/>
   </ds:schemaRefs>
 </ds:datastoreItem>
 </file>
@@ -7081,9 +7098,9 @@
 </file>
 
 <file path=customXml/itemProps3.xml><?xml version="1.0" encoding="utf-8"?>
-<ds:datastoreItem xmlns:ds="http://schemas.openxmlformats.org/officeDocument/2006/customXml" ds:itemID="{C438ADBA-56D5-474C-BF2C-97C24DDF66BD}">
+<ds:datastoreItem xmlns:ds="http://schemas.openxmlformats.org/officeDocument/2006/customXml" ds:itemID="{2585761D-1AE9-4796-83E7-A2FC381967AF}">
   <ds:schemaRefs>
-    <ds:schemaRef ds:uri="http://schemas.openxmlformats.org/officeDocument/2006/bibliography"/>
+    <ds:schemaRef ds:uri="http://schemas.microsoft.com/sharepoint/v3/contenttype/forms"/>
   </ds:schemaRefs>
 </ds:datastoreItem>
 </file>
@@ -7091,16 +7108,16 @@
 <file path=customXml/itemProps4.xml><?xml version="1.0" encoding="utf-8"?>
 <ds:datastoreItem xmlns:ds="http://schemas.openxmlformats.org/officeDocument/2006/customXml" ds:itemID="{3A085C18-819E-4466-9494-DD461C39C2B0}">
   <ds:schemaRefs>
+    <ds:schemaRef ds:uri="http://schemas.openxmlformats.org/package/2006/metadata/core-properties"/>
+    <ds:schemaRef ds:uri="http://schemas.microsoft.com/office/2006/documentManagement/types"/>
+    <ds:schemaRef ds:uri="http://purl.org/dc/terms/"/>
+    <ds:schemaRef ds:uri="8cf100d1-0775-4feb-8634-62999c4541bc"/>
+    <ds:schemaRef ds:uri="38b325e6-602c-452a-8617-173bf47082c5"/>
+    <ds:schemaRef ds:uri="http://purl.org/dc/elements/1.1/"/>
+    <ds:schemaRef ds:uri="http://purl.org/dc/dcmitype/"/>
+    <ds:schemaRef ds:uri="http://schemas.microsoft.com/office/infopath/2007/PartnerControls"/>
     <ds:schemaRef ds:uri="http://schemas.microsoft.com/office/2006/metadata/properties"/>
-    <ds:schemaRef ds:uri="38b325e6-602c-452a-8617-173bf47082c5"/>
-    <ds:schemaRef ds:uri="8cf100d1-0775-4feb-8634-62999c4541bc"/>
-    <ds:schemaRef ds:uri="http://schemas.microsoft.com/office/infopath/2007/PartnerControls"/>
     <ds:schemaRef ds:uri="http://www.w3.org/XML/1998/namespace"/>
-    <ds:schemaRef ds:uri="http://schemas.microsoft.com/office/2006/documentManagement/types"/>
-    <ds:schemaRef ds:uri="http://purl.org/dc/dcmitype/"/>
-    <ds:schemaRef ds:uri="http://schemas.openxmlformats.org/package/2006/metadata/core-properties"/>
-    <ds:schemaRef ds:uri="http://purl.org/dc/terms/"/>
-    <ds:schemaRef ds:uri="http://purl.org/dc/elements/1.1/"/>
   </ds:schemaRefs>
 </ds:datastoreItem>
 </file>